--- a/Pemodelan-Computer-Aided-Design/Modul-Word/Modul-11-Perakitan-Komponen-dan-Analisis-Sistem.docx
+++ b/Pemodelan-Computer-Aided-Design/Modul-Word/Modul-11-Perakitan-Komponen-dan-Analisis-Sistem.docx
@@ -2892,7 +2892,7 @@
       <w:r>
         <w:drawing>
           <wp:inline xmlns:a="http://schemas.openxmlformats.org/drawingml/2006/main" xmlns:pic="http://schemas.openxmlformats.org/drawingml/2006/picture">
-            <wp:extent cx="5400000" cy="1858126"/>
+            <wp:extent cx="5400000" cy="1969614"/>
             <wp:docPr id="1858245148" name="Picture 1858245148"/>
             <wp:cNvGraphicFramePr>
               <a:graphicFrameLocks noChangeAspect="1"/>
@@ -2913,7 +2913,7 @@
                   <pic:spPr>
                     <a:xfrm>
                       <a:off x="0" y="0"/>
-                      <a:ext cx="5400000" cy="1858126"/>
+                      <a:ext cx="5400000" cy="1969614"/>
                     </a:xfrm>
                     <a:prstGeom prst="rect"/>
                   </pic:spPr>
@@ -5748,7 +5748,7 @@
       <w:r>
         <w:drawing>
           <wp:inline xmlns:a="http://schemas.openxmlformats.org/drawingml/2006/main" xmlns:pic="http://schemas.openxmlformats.org/drawingml/2006/picture">
-            <wp:extent cx="5400000" cy="2081101"/>
+            <wp:extent cx="5400000" cy="2161143"/>
             <wp:docPr id="1858245150" name="Picture 1858245150"/>
             <wp:cNvGraphicFramePr>
               <a:graphicFrameLocks noChangeAspect="1"/>
@@ -5769,7 +5769,7 @@
                   <pic:spPr>
                     <a:xfrm>
                       <a:off x="0" y="0"/>
-                      <a:ext cx="5400000" cy="2081101"/>
+                      <a:ext cx="5400000" cy="2161143"/>
                     </a:xfrm>
                     <a:prstGeom prst="rect"/>
                   </pic:spPr>
@@ -11693,6 +11693,62 @@
     </w:p>
     <w:p>
       <w:pPr>
+        <w:keepNext/>
+        <w:spacing w:after="80"/>
+        <w:jc w:val="center"/>
+      </w:pPr>
+      <w:r>
+        <w:drawing>
+          <wp:inline xmlns:a="http://schemas.openxmlformats.org/drawingml/2006/main" xmlns:pic="http://schemas.openxmlformats.org/drawingml/2006/picture">
+            <wp:extent cx="5400000" cy="3018740"/>
+            <wp:docPr id="1858245154" name="Picture 1858245154"/>
+            <wp:cNvGraphicFramePr>
+              <a:graphicFrameLocks noChangeAspect="1"/>
+            </wp:cNvGraphicFramePr>
+            <a:graphic>
+              <a:graphicData uri="http://schemas.openxmlformats.org/drawingml/2006/picture">
+                <pic:pic>
+                  <pic:nvPicPr>
+                    <pic:cNvPr id="0" name="m11-g7.png"/>
+                    <pic:cNvPicPr/>
+                  </pic:nvPicPr>
+                  <pic:blipFill>
+                    <a:blip r:embed="rId37"/>
+                    <a:stretch>
+                      <a:fillRect/>
+                    </a:stretch>
+                  </pic:blipFill>
+                  <pic:spPr>
+                    <a:xfrm>
+                      <a:off x="0" y="0"/>
+                      <a:ext cx="5400000" cy="3018740"/>
+                    </a:xfrm>
+                    <a:prstGeom prst="rect"/>
+                  </pic:spPr>
+                </pic:pic>
+              </a:graphicData>
+            </a:graphic>
+          </wp:inline>
+        </w:drawing>
+      </w:r>
+    </w:p>
+    <w:p>
+      <w:pPr>
+        <w:spacing w:after="200" w:line="276" w:lineRule="auto"/>
+        <w:jc w:val="center"/>
+      </w:pPr>
+      <w:r>
+        <w:rPr>
+          <w:rFonts w:ascii="Arial" w:hAnsi="Arial" w:eastAsia="Arial" w:cs="Arial"/>
+          <w:b/>
+          <w:i w:val="0"/>
+          <w:sz w:val="20"/>
+        </w:rPr>
+        <w:t>Gambar 7 — Gambar kerja rakitan engkol-peluncur: komponen, joint, dan ukuran yang dipakai langkah. Satuan mm. Atas: skema rakitan tampak atas dengan Revolute engkol–dasar dikunci 60° (langkah 5); O, A, dan B adalah pusat lubang ⌀8 yang disambung Revolute (langkah 3–4), peluncur bergeser pada alur rel sumbu X (Slider), sehingga jarak O → B = x = 99,857 untuk r = 25 dan l = 90; titik 0° dan 180° pada lintasan pin A adalah posisi uji tabrakan langkah 6. Bawah: keempat Body langkah 1 bernomor seperti Balloon 1–4, dengan panah merah-hijau di titik asal Body (pusat lubang pertama). Langkah tidak menetapkan letak lubang poros pada pelat dasar, ukuran alur rel, dan lebar pelat engkol/batang, jadi bagian itu digambar tanpa ukuran.</w:t>
+      </w:r>
+    </w:p>
+    <w:p>
+      <w:pPr>
         <w:spacing w:line="360" w:lineRule="auto" w:after="60"/>
         <w:ind w:left="425" w:hanging="227"/>
       </w:pPr>
@@ -13996,7 +14052,7 @@
         <w:drawing>
           <wp:inline xmlns:a="http://schemas.openxmlformats.org/drawingml/2006/main" xmlns:pic="http://schemas.openxmlformats.org/drawingml/2006/picture">
             <wp:extent cx="4680000" cy="2160249"/>
-            <wp:docPr id="1858245154" name="Picture 1858245154"/>
+            <wp:docPr id="1858245155" name="Picture 1858245155"/>
             <wp:cNvGraphicFramePr>
               <a:graphicFrameLocks noChangeAspect="1"/>
             </wp:cNvGraphicFramePr>
@@ -14005,95 +14061,6 @@
                 <pic:pic>
                   <pic:nvPicPr>
                     <pic:cNvPr id="0" name="m11-t1.png"/>
-                    <pic:cNvPicPr/>
-                  </pic:nvPicPr>
-                  <pic:blipFill>
-                    <a:blip r:embed="rId37"/>
-                    <a:stretch>
-                      <a:fillRect/>
-                    </a:stretch>
-                  </pic:blipFill>
-                  <pic:spPr>
-                    <a:xfrm>
-                      <a:off x="0" y="0"/>
-                      <a:ext cx="4680000" cy="2160249"/>
-                    </a:xfrm>
-                    <a:prstGeom prst="rect"/>
-                  </pic:spPr>
-                </pic:pic>
-              </a:graphicData>
-            </a:graphic>
-          </wp:inline>
-        </w:drawing>
-      </w:r>
-    </w:p>
-    <w:p>
-      <w:pPr>
-        <w:spacing w:after="200" w:line="276" w:lineRule="auto"/>
-        <w:jc w:val="center"/>
-      </w:pPr>
-      <w:r>
-        <w:rPr>
-          <w:rFonts w:ascii="Arial" w:hAnsi="Arial" w:eastAsia="Arial" w:cs="Arial"/>
-          <w:b/>
-          <w:i w:val="0"/>
-          <w:sz w:val="20"/>
-        </w:rPr>
-        <w:t>📐 Gambar acuan: rakitan pelat dan pin dengan Fixed joint. Simbol mengikuti teks tugas; angka dimensi milik Anda muncul setelah masuk.</w:t>
-      </w:r>
-    </w:p>
-    <w:p>
-      <w:pPr>
-        <w:spacing w:line="360" w:lineRule="auto" w:after="40"/>
-        <w:jc w:val="both"/>
-      </w:pPr>
-      <w:r>
-        <w:rPr>
-          <w:rFonts w:ascii="Arial" w:hAnsi="Arial" w:eastAsia="Arial" w:cs="Arial"/>
-          <w:b/>
-          <w:i w:val="0"/>
-          <w:sz w:val="22"/>
-        </w:rPr>
-        <w:t xml:space="preserve">T2. </w:t>
-      </w:r>
-      <w:r>
-        <w:rPr>
-          <w:rFonts w:ascii="Arial" w:hAnsi="Arial" w:eastAsia="Arial" w:cs="Arial"/>
-          <w:b w:val="0"/>
-          <w:i w:val="0"/>
-          <w:sz w:val="22"/>
-        </w:rPr>
-        <w:t>Poros di lubang (Cylindrical) — kelonggaran radial (mm)</w:t>
-      </w:r>
-      <w:r>
-        <w:rPr>
-          <w:rFonts w:ascii="Arial" w:hAnsi="Arial" w:eastAsia="Arial" w:cs="Arial"/>
-          <w:b/>
-          <w:i w:val="0"/>
-          <w:sz w:val="22"/>
-        </w:rPr>
-        <w:t xml:space="preserve"> (6 poin)</w:t>
-      </w:r>
-    </w:p>
-    <w:p>
-      <w:pPr>
-        <w:keepNext/>
-        <w:spacing w:after="80"/>
-        <w:jc w:val="center"/>
-      </w:pPr>
-      <w:r>
-        <w:drawing>
-          <wp:inline xmlns:a="http://schemas.openxmlformats.org/drawingml/2006/main" xmlns:pic="http://schemas.openxmlformats.org/drawingml/2006/picture">
-            <wp:extent cx="4680000" cy="2160249"/>
-            <wp:docPr id="1858245155" name="Picture 1858245155"/>
-            <wp:cNvGraphicFramePr>
-              <a:graphicFrameLocks noChangeAspect="1"/>
-            </wp:cNvGraphicFramePr>
-            <a:graphic>
-              <a:graphicData uri="http://schemas.openxmlformats.org/drawingml/2006/picture">
-                <pic:pic>
-                  <pic:nvPicPr>
-                    <pic:cNvPr id="0" name="m11-t2.png"/>
                     <pic:cNvPicPr/>
                   </pic:nvPicPr>
                   <pic:blipFill>
@@ -14128,7 +14095,7 @@
           <w:i w:val="0"/>
           <w:sz w:val="20"/>
         </w:rPr>
-        <w:t>📐 Gambar acuan: poros di dalam lubang dengan Cylindrical joint (kelonggaran radial). Simbol mengikuti teks tugas; angka dimensi milik Anda muncul setelah masuk.</w:t>
+        <w:t>📐 Gambar acuan: rakitan pelat dan pin dengan Fixed joint. Simbol mengikuti teks tugas; angka dimensi milik Anda muncul setelah masuk.</w:t>
       </w:r>
     </w:p>
     <w:p>
@@ -14143,16 +14110,16 @@
           <w:i w:val="0"/>
           <w:sz w:val="22"/>
         </w:rPr>
-        <w:t xml:space="preserve">T3. </w:t>
-      </w:r>
-      <w:r>
-        <w:rPr>
-          <w:rFonts w:ascii="Arial" w:hAnsi="Arial" w:eastAsia="Arial" w:cs="Arial"/>
-          <w:b w:val="0"/>
-          <w:i w:val="0"/>
-          <w:sz w:val="22"/>
-        </w:rPr>
-        <w:t>Pelat + boss — pusat massa z̄ (mm)</w:t>
+        <w:t xml:space="preserve">T2. </w:t>
+      </w:r>
+      <w:r>
+        <w:rPr>
+          <w:rFonts w:ascii="Arial" w:hAnsi="Arial" w:eastAsia="Arial" w:cs="Arial"/>
+          <w:b w:val="0"/>
+          <w:i w:val="0"/>
+          <w:sz w:val="22"/>
+        </w:rPr>
+        <w:t>Poros di lubang (Cylindrical) — kelonggaran radial (mm)</w:t>
       </w:r>
       <w:r>
         <w:rPr>
@@ -14182,7 +14149,7 @@
               <a:graphicData uri="http://schemas.openxmlformats.org/drawingml/2006/picture">
                 <pic:pic>
                   <pic:nvPicPr>
-                    <pic:cNvPr id="0" name="m11-t3.png"/>
+                    <pic:cNvPr id="0" name="m11-t2.png"/>
                     <pic:cNvPicPr/>
                   </pic:nvPicPr>
                   <pic:blipFill>
@@ -14217,7 +14184,7 @@
           <w:i w:val="0"/>
           <w:sz w:val="20"/>
         </w:rPr>
-        <w:t>📐 Gambar acuan: pusat massa gabungan rakitan pelat dan boss. Simbol mengikuti teks tugas; angka dimensi milik Anda muncul setelah masuk.</w:t>
+        <w:t>📐 Gambar acuan: poros di dalam lubang dengan Cylindrical joint (kelonggaran radial). Simbol mengikuti teks tugas; angka dimensi milik Anda muncul setelah masuk.</w:t>
       </w:r>
     </w:p>
     <w:p>
@@ -14232,16 +14199,16 @@
           <w:i w:val="0"/>
           <w:sz w:val="22"/>
         </w:rPr>
-        <w:t xml:space="preserve">T4. </w:t>
-      </w:r>
-      <w:r>
-        <w:rPr>
-          <w:rFonts w:ascii="Arial" w:hAnsi="Arial" w:eastAsia="Arial" w:cs="Arial"/>
-          <w:b w:val="0"/>
-          <w:i w:val="0"/>
-          <w:sz w:val="22"/>
-        </w:rPr>
-        <w:t>Engkol-peluncur (Revolute + Slider) — posisi x (mm)</w:t>
+        <w:t xml:space="preserve">T3. </w:t>
+      </w:r>
+      <w:r>
+        <w:rPr>
+          <w:rFonts w:ascii="Arial" w:hAnsi="Arial" w:eastAsia="Arial" w:cs="Arial"/>
+          <w:b w:val="0"/>
+          <w:i w:val="0"/>
+          <w:sz w:val="22"/>
+        </w:rPr>
+        <w:t>Pelat + boss — pusat massa z̄ (mm)</w:t>
       </w:r>
       <w:r>
         <w:rPr>
@@ -14250,7 +14217,7 @@
           <w:i w:val="0"/>
           <w:sz w:val="22"/>
         </w:rPr>
-        <w:t xml:space="preserve"> (11 poin)</w:t>
+        <w:t xml:space="preserve"> (6 poin)</w:t>
       </w:r>
     </w:p>
     <w:p>
@@ -14262,8 +14229,97 @@
       <w:r>
         <w:drawing>
           <wp:inline xmlns:a="http://schemas.openxmlformats.org/drawingml/2006/main" xmlns:pic="http://schemas.openxmlformats.org/drawingml/2006/picture">
+            <wp:extent cx="4680000" cy="2160249"/>
+            <wp:docPr id="1858245157" name="Picture 1858245157"/>
+            <wp:cNvGraphicFramePr>
+              <a:graphicFrameLocks noChangeAspect="1"/>
+            </wp:cNvGraphicFramePr>
+            <a:graphic>
+              <a:graphicData uri="http://schemas.openxmlformats.org/drawingml/2006/picture">
+                <pic:pic>
+                  <pic:nvPicPr>
+                    <pic:cNvPr id="0" name="m11-t3.png"/>
+                    <pic:cNvPicPr/>
+                  </pic:nvPicPr>
+                  <pic:blipFill>
+                    <a:blip r:embed="rId40"/>
+                    <a:stretch>
+                      <a:fillRect/>
+                    </a:stretch>
+                  </pic:blipFill>
+                  <pic:spPr>
+                    <a:xfrm>
+                      <a:off x="0" y="0"/>
+                      <a:ext cx="4680000" cy="2160249"/>
+                    </a:xfrm>
+                    <a:prstGeom prst="rect"/>
+                  </pic:spPr>
+                </pic:pic>
+              </a:graphicData>
+            </a:graphic>
+          </wp:inline>
+        </w:drawing>
+      </w:r>
+    </w:p>
+    <w:p>
+      <w:pPr>
+        <w:spacing w:after="200" w:line="276" w:lineRule="auto"/>
+        <w:jc w:val="center"/>
+      </w:pPr>
+      <w:r>
+        <w:rPr>
+          <w:rFonts w:ascii="Arial" w:hAnsi="Arial" w:eastAsia="Arial" w:cs="Arial"/>
+          <w:b/>
+          <w:i w:val="0"/>
+          <w:sz w:val="20"/>
+        </w:rPr>
+        <w:t>📐 Gambar acuan: pusat massa gabungan rakitan pelat dan boss. Simbol mengikuti teks tugas; angka dimensi milik Anda muncul setelah masuk.</w:t>
+      </w:r>
+    </w:p>
+    <w:p>
+      <w:pPr>
+        <w:spacing w:line="360" w:lineRule="auto" w:after="40"/>
+        <w:jc w:val="both"/>
+      </w:pPr>
+      <w:r>
+        <w:rPr>
+          <w:rFonts w:ascii="Arial" w:hAnsi="Arial" w:eastAsia="Arial" w:cs="Arial"/>
+          <w:b/>
+          <w:i w:val="0"/>
+          <w:sz w:val="22"/>
+        </w:rPr>
+        <w:t xml:space="preserve">T4. </w:t>
+      </w:r>
+      <w:r>
+        <w:rPr>
+          <w:rFonts w:ascii="Arial" w:hAnsi="Arial" w:eastAsia="Arial" w:cs="Arial"/>
+          <w:b w:val="0"/>
+          <w:i w:val="0"/>
+          <w:sz w:val="22"/>
+        </w:rPr>
+        <w:t>Engkol-peluncur (Revolute + Slider) — posisi x (mm)</w:t>
+      </w:r>
+      <w:r>
+        <w:rPr>
+          <w:rFonts w:ascii="Arial" w:hAnsi="Arial" w:eastAsia="Arial" w:cs="Arial"/>
+          <w:b/>
+          <w:i w:val="0"/>
+          <w:sz w:val="22"/>
+        </w:rPr>
+        <w:t xml:space="preserve"> (11 poin)</w:t>
+      </w:r>
+    </w:p>
+    <w:p>
+      <w:pPr>
+        <w:keepNext/>
+        <w:spacing w:after="80"/>
+        <w:jc w:val="center"/>
+      </w:pPr>
+      <w:r>
+        <w:drawing>
+          <wp:inline xmlns:a="http://schemas.openxmlformats.org/drawingml/2006/main" xmlns:pic="http://schemas.openxmlformats.org/drawingml/2006/picture">
             <wp:extent cx="4680000" cy="2124623"/>
-            <wp:docPr id="1858245157" name="Picture 1858245157"/>
+            <wp:docPr id="1858245158" name="Picture 1858245158"/>
             <wp:cNvGraphicFramePr>
               <a:graphicFrameLocks noChangeAspect="1"/>
             </wp:cNvGraphicFramePr>
@@ -14275,7 +14331,7 @@
                     <pic:cNvPicPr/>
                   </pic:nvPicPr>
                   <pic:blipFill>
-                    <a:blip r:embed="rId40"/>
+                    <a:blip r:embed="rId41"/>
                     <a:stretch>
                       <a:fillRect/>
                     </a:stretch>
@@ -14352,7 +14408,7 @@
         <w:drawing>
           <wp:inline xmlns:a="http://schemas.openxmlformats.org/drawingml/2006/main" xmlns:pic="http://schemas.openxmlformats.org/drawingml/2006/picture">
             <wp:extent cx="4680000" cy="2124623"/>
-            <wp:docPr id="1858245158" name="Picture 1858245158"/>
+            <wp:docPr id="1858245159" name="Picture 1858245159"/>
             <wp:cNvGraphicFramePr>
               <a:graphicFrameLocks noChangeAspect="1"/>
             </wp:cNvGraphicFramePr>
@@ -14364,7 +14420,7 @@
                     <pic:cNvPicPr/>
                   </pic:nvPicPr>
                   <pic:blipFill>
-                    <a:blip r:embed="rId41"/>
+                    <a:blip r:embed="rId42"/>
                     <a:stretch>
                       <a:fillRect/>
                     </a:stretch>

--- a/Pemodelan-Computer-Aided-Design/Modul-Word/Modul-11-Perakitan-Komponen-dan-Analisis-Sistem.docx
+++ b/Pemodelan-Computer-Aided-Design/Modul-Word/Modul-11-Perakitan-Komponen-dan-Analisis-Sistem.docx
@@ -12756,7 +12756,61 @@
           <w:i w:val="0"/>
           <w:sz w:val="21"/>
         </w:rPr>
-        <w:t>. Berkas boleh diganti selama tugas belum dikirim; setelah dikirim, berkas dan angka terkunci. Berkas yang terunggah tanpa angka yang benar mendapat partial 0,5 poin.</w:t>
+        <w:t xml:space="preserve">. Server membaca geometri berkas Anda: angka yang tidak ada di model ditolak dan </w:t>
+      </w:r>
+      <w:r>
+        <w:rPr>
+          <w:rFonts w:ascii="Arial" w:hAnsi="Arial" w:eastAsia="Arial" w:cs="Arial"/>
+          <w:b/>
+          <w:i w:val="0"/>
+          <w:sz w:val="21"/>
+        </w:rPr>
+        <w:t>tidak dihitung</w:t>
+      </w:r>
+      <w:r>
+        <w:rPr>
+          <w:rFonts w:ascii="Arial" w:hAnsi="Arial" w:eastAsia="Arial" w:cs="Arial"/>
+          <w:b w:val="0"/>
+          <w:i w:val="0"/>
+          <w:sz w:val="21"/>
+        </w:rPr>
+        <w:t xml:space="preserve">, jadi bacalah angkanya dari model yang diunggah. Bila kiriman dinilai salah, tugas </w:t>
+      </w:r>
+      <w:r>
+        <w:rPr>
+          <w:rFonts w:ascii="Arial" w:hAnsi="Arial" w:eastAsia="Arial" w:cs="Arial"/>
+          <w:b/>
+          <w:i w:val="0"/>
+          <w:sz w:val="21"/>
+        </w:rPr>
+        <w:t>tidak terkunci</w:t>
+      </w:r>
+      <w:r>
+        <w:rPr>
+          <w:rFonts w:ascii="Arial" w:hAnsi="Arial" w:eastAsia="Arial" w:cs="Arial"/>
+          <w:b w:val="0"/>
+          <w:i w:val="0"/>
+          <w:sz w:val="21"/>
+        </w:rPr>
+        <w:t xml:space="preserve">: perbaiki model, unggah ulang, lalu kirim ulang (tanpa batas); kiriman benar setelah pernah salah bernilai </w:t>
+      </w:r>
+      <w:r>
+        <w:rPr>
+          <w:rFonts w:ascii="Arial" w:hAnsi="Arial" w:eastAsia="Arial" w:cs="Arial"/>
+          <w:b/>
+          <w:i w:val="0"/>
+          <w:sz w:val="21"/>
+        </w:rPr>
+        <w:t>65%</w:t>
+      </w:r>
+      <w:r>
+        <w:rPr>
+          <w:rFonts w:ascii="Arial" w:hAnsi="Arial" w:eastAsia="Arial" w:cs="Arial"/>
+          <w:b w:val="0"/>
+          <w:i w:val="0"/>
+          <w:sz w:val="21"/>
+        </w:rPr>
+        <w:t xml:space="preserve"> dari poin tugas.</w:t>
       </w:r>
     </w:p>
     <w:p>

--- a/Pemodelan-Computer-Aided-Design/Modul-Word/Modul-11-Perakitan-Komponen-dan-Analisis-Sistem.docx
+++ b/Pemodelan-Computer-Aided-Design/Modul-Word/Modul-11-Perakitan-Komponen-dan-Analisis-Sistem.docx
@@ -2865,7 +2865,9 @@
           <w:color w:val="1F3864"/>
           <w:sz w:val="28"/>
         </w:rPr>
-        <w:t>ASSEMBLY WORKBENCH 1.0: RAKITAN SEBAGAI KUMPULAN TAUTAN</w:t>
+        <w:t>ASSEMBLY WORKBENCH 1.0:</w:t>
+        <w:br/>
+        <w:t>RAKITAN SEBAGAI KUMPULAN TAUTAN</w:t>
       </w:r>
     </w:p>
     <w:p>
@@ -3735,7 +3737,9 @@
           <w:color w:val="1F3864"/>
           <w:sz w:val="28"/>
         </w:rPr>
-        <w:t>JOINT DAN DERAJAT KEBEBASAN: BAHASA PERAKITAN</w:t>
+        <w:t>JOINT DAN DERAJAT KEBEBASAN:</w:t>
+        <w:br/>
+        <w:t>BAHASA PERAKITAN</w:t>
       </w:r>
     </w:p>
     <w:p>
@@ -4983,7 +4987,9 @@
           <w:color w:val="1F3864"/>
           <w:sz w:val="28"/>
         </w:rPr>
-        <w:t>MEMASUKKAN KOMPONEN DAN GROUNDING: LINK, PLACEMENT, ACUAN DIAM</w:t>
+        <w:t>MEMASUKKAN KOMPONEN DAN GROUNDING:</w:t>
+        <w:br/>
+        <w:t>LINK, PLACEMENT, ACUAN DIAM</w:t>
       </w:r>
     </w:p>
     <w:p>
@@ -5721,7 +5727,9 @@
           <w:color w:val="1F3864"/>
           <w:sz w:val="28"/>
         </w:rPr>
-        <w:t>MEKANISME DAN GERAK: ENGKOL-PELUNCUR DAN TRANSMISI</w:t>
+        <w:t>MEKANISME DAN GERAK:</w:t>
+        <w:br/>
+        <w:t>ENGKOL-PELUNCUR DAN TRANSMISI</w:t>
       </w:r>
     </w:p>
     <w:p>
@@ -7110,7 +7118,9 @@
           <w:color w:val="1F3864"/>
           <w:sz w:val="28"/>
         </w:rPr>
-        <w:t>TABRAKAN DAN CLEARANCE: MEMASTIKAN KOMPONEN TIDAK SALING MENEMBUS</w:t>
+        <w:t>TABRAKAN DAN CLEARANCE:</w:t>
+        <w:br/>
+        <w:t>MEMASTIKAN KOMPONEN TIDAK SALING MENEMBUS</w:t>
       </w:r>
     </w:p>
     <w:p>
@@ -8125,7 +8135,9 @@
           <w:color w:val="1F3864"/>
           <w:sz w:val="28"/>
         </w:rPr>
-        <w:t>BOM DAN GAMBAR RAKITAN: BALLOON, DAFTAR KOMPONEN, POTONGAN</w:t>
+        <w:t>BOM DAN GAMBAR RAKITAN:</w:t>
+        <w:br/>
+        <w:t>BALLOON, DAFTAR KOMPONEN, POTONGAN</w:t>
       </w:r>
     </w:p>
     <w:p>
@@ -8868,7 +8880,9 @@
           <w:color w:val="1F3864"/>
           <w:sz w:val="28"/>
         </w:rPr>
-        <w:t>ANALISIS SISTEM: MASSA, PUSAT MASSA, DAN TRANSMISI SABUK</w:t>
+        <w:t>ANALISIS SISTEM:</w:t>
+        <w:br/>
+        <w:t>MASSA, PUSAT MASSA, DAN TRANSMISI SABUK</w:t>
       </w:r>
     </w:p>
     <w:p>
@@ -10893,7 +10907,9 @@
           <w:color w:val="1F3864"/>
           <w:sz w:val="28"/>
         </w:rPr>
-        <w:t>PYTHON CONSOLE: LINK, PLACEMENT, DAN PEMERIKSAAN RAKITAN</w:t>
+        <w:t>PYTHON CONSOLE:</w:t>
+        <w:br/>
+        <w:t>LINK, PLACEMENT, DAN PEMERIKSAAN RAKITAN</w:t>
       </w:r>
     </w:p>
     <w:p>
@@ -11673,7 +11689,9 @@
           <w:color w:val="1F3864"/>
           <w:sz w:val="28"/>
         </w:rPr>
-        <w:t>PRAKTIK TERBIMBING: RAKITAN ENGKOL-PELUNCUR</w:t>
+        <w:t>PRAKTIK TERBIMBING:</w:t>
+        <w:br/>
+        <w:t>RAKITAN ENGKOL-PELUNCUR</w:t>
       </w:r>
     </w:p>
     <w:p>

--- a/Pemodelan-Computer-Aided-Design/Modul-Word/Modul-11-Perakitan-Komponen-dan-Analisis-Sistem.docx
+++ b/Pemodelan-Computer-Aided-Design/Modul-Word/Modul-11-Perakitan-Komponen-dan-Analisis-Sistem.docx
@@ -5446,7 +5446,7 @@
                 <w:i w:val="0"/>
                 <w:sz w:val="18"/>
               </w:rPr>
-              <w:t>Ekspresi boleh merujuk Spreadsheet (mis. C = Spreadsheet.C)</w:t>
+              <w:t>Ekspresi boleh merujuk Spreadsheet (mis. offsetC = Spreadsheet.offsetC; alias C ditolak FreeCAD karena sama dengan satuan coulomb)</w:t>
             </w:r>
           </w:p>
         </w:tc>

--- a/Pemodelan-Computer-Aided-Design/Modul-Word/Modul-11-Perakitan-Komponen-dan-Analisis-Sistem.docx
+++ b/Pemodelan-Computer-Aided-Design/Modul-Word/Modul-11-Perakitan-Komponen-dan-Analisis-Sistem.docx
@@ -9398,7 +9398,7 @@
           <w:i w:val="0"/>
           <w:sz w:val="22"/>
         </w:rPr>
-        <w:t xml:space="preserve"> — Pusat massa rakitan adalah rata-rata pusat massa komponen tertimbang massanya; untuk bahan seragam cukup tertimbang volume. Di FreeCAD, Part.makeCompound dari Shape tiap link (yang sudah memuat Placement) memberi CenterOfMass gabungan langsung; bila bahan berbeda, hitung Σρ·V·z / Σρ·V dari CenterOfMass tiap link. Angka ini menentukan pemilihan motor, keseimbangan, dan titik angkat rakitan.</w:t>
+        <w:t xml:space="preserve"> — Pusat massa rakitan adalah rata-rata pusat massa komponen tertimbang massanya; untuk bahan seragam cukup tertimbang volume. Di FreeCAD, Part.makeCompound dari Shape tiap link (yang sudah memuat Placement) memberi pusat massa gabungan lewat CenterOfGravity (Compound tidak punya CenterOfMass); bila bahan berbeda, hitung Σρ·V·z / Σρ·V dari CenterOfMass tiap link. Angka ini menentukan pemilihan motor, keseimbangan, dan titik angkat rakitan.</w:t>
       </w:r>
     </w:p>
     <w:p>
@@ -10384,7 +10384,7 @@
                 <w:i w:val="0"/>
                 <w:sz w:val="18"/>
               </w:rPr>
-              <w:t>Part.makeCompound([l.Shape …]).CenterOfMass</w:t>
+              <w:t>Part.makeCompound([l.Shape …]).CenterOfGravity</w:t>
             </w:r>
           </w:p>
         </w:tc>
@@ -11129,7 +11129,7 @@
           <w:i w:val="0"/>
           <w:sz w:val="17"/>
         </w:rPr>
-        <w:t>print(f"Pusat massa gabungan = ({comp.CenterOfMass.x:.3f}, {comp.CenterOfMass.y:.3f}, {comp.CenterOfMass.z:.3f})")</w:t>
+        <w:t>print(f"Pusat massa gabungan = ({comp.CenterOfGravity.x:.3f}, {comp.CenterOfGravity.y:.3f}, {comp.CenterOfGravity.z:.3f})")   # Compound: CenterOfGravity</w:t>
       </w:r>
       <w:r>
         <w:br/>
@@ -11706,7 +11706,7 @@
           <w:i w:val="0"/>
           <w:sz w:val="22"/>
         </w:rPr>
-        <w:t>Tujuh langkah berikut membangun mekanisme engkol-peluncur lengkap: komponen, rakitan dan acuan diam, empat joint, penguncian sudut dan pengukuran posisi, uji clearance dan tabrakan, BOM dan massa; ditutup tabel gejala dan daftar periksa.</w:t>
+        <w:t>Tujuh langkah berikut membangun mekanisme engkol-peluncur lengkap: komponen, rakitan dan acuan diam, empat joint, penguncian sudut dan pengukuran posisi, titik mati dan uji tabrakan, BOM, gambar rakitan, dan massa; ditutup tabel gejala dan daftar periksa.</w:t>
       </w:r>
     </w:p>
     <w:p>
@@ -11762,7 +11762,7 @@
           <w:i w:val="0"/>
           <w:sz w:val="20"/>
         </w:rPr>
-        <w:t>Gambar 7 — Gambar kerja rakitan engkol-peluncur: komponen, joint, dan ukuran yang dipakai langkah. Satuan mm. Atas: skema rakitan tampak atas dengan Revolute engkol–dasar dikunci 60° (langkah 5); O, A, dan B adalah pusat lubang ⌀8 yang disambung Revolute (langkah 3–4), peluncur bergeser pada alur rel sumbu X (Slider), sehingga jarak O → B = x = 99,857 untuk r = 25 dan l = 90; titik 0° dan 180° pada lintasan pin A adalah posisi uji tabrakan langkah 6. Bawah: keempat Body langkah 1 bernomor seperti Balloon 1–4, dengan panah merah-hijau di titik asal Body (pusat lubang pertama). Langkah tidak menetapkan letak lubang poros pada pelat dasar, ukuran alur rel, dan lebar pelat engkol/batang, jadi bagian itu digambar tanpa ukuran.</w:t>
+        <w:t>Gambar 7 — Gambar kerja rakitan engkol-peluncur: komponen, joint, dan ukuran yang dipakai langkah. Satuan mm. Atas: skema rakitan tampak atas dengan engkol dikunci Angle Joint 60° (langkah 5); O, A, dan B adalah pusat lubang ⌀8 yang disambung Revolute (langkah 3–4), peluncur bergeser pada alur rel sumbu X (Slider), sehingga jarak O → B = x = 99,857 untuk r = 25 dan l = 90; titik 0° dan 180° pada lintasan pin A adalah titik mati luar dan dalam (x = 115 dan 65; langkah 6 memakai 0°). Bawah: keempat Body langkah 1 bernomor seperti Balloon 1–4, dengan panah merah-hijau di titik asal Body (pusat lubang pertama): pelat dasar mulai 10 mm di kiri O, alur rel 150 × 20 sedalam 8 mulai x = 40, engkol dan batang selebar 16, peluncur 30 × 20.</w:t>
       </w:r>
     </w:p>
     <w:p>
@@ -11795,7 +11795,25 @@
           <w:i w:val="0"/>
           <w:sz w:val="22"/>
         </w:rPr>
-        <w:t>Buat empat Body di satu dokumen: dasar (pelat 200 × 60 × 10 dengan alur rel), engkol (pelat tebal 6 dengan dua lubang ⌀8 berjarak 25), batang (pelat tebal 6 dengan dua lubang ⌀8 berjarak 90), peluncur (blok 30 × 20 × 20 berlubang ⌀8). Pusat lubang pertama tiap komponen di titik asalnya.</w:t>
+        <w:t xml:space="preserve">Part Design → New Body, F2: ganti nama “Dasar”; Sketch → New Sketch → XY-plane. Rectangle dengan </w:t>
+      </w:r>
+      <w:r>
+        <w:rPr>
+          <w:rFonts w:ascii="Arial" w:hAnsi="Arial" w:eastAsia="Arial" w:cs="Arial"/>
+          <w:b w:val="0"/>
+          <w:i/>
+          <w:sz w:val="22"/>
+        </w:rPr>
+        <w:t>on-view parameters</w:t>
+      </w:r>
+      <w:r>
+        <w:rPr>
+          <w:rFonts w:ascii="Arial" w:hAnsi="Arial" w:eastAsia="Arial" w:cs="Arial"/>
+          <w:b w:val="0"/>
+          <w:i w:val="0"/>
+          <w:sz w:val="22"/>
+        </w:rPr>
+        <w:t>: ketik sudut −10, −30 (Tab, Enter) lalu panjang 200 dan lebar 60 — konstrain terpasang otomatis; Circle From Center: pusat 0, 0, diameter 8 → Close → Pad 10. Alur rel: klik muka atas → New Sketch, Rectangle mulai 40, −10 berukuran 150 × 20 → Pocket 8 (volume dasar 95.497,35 mm³). Body berikutnya dengan cara yang sama: Engkol (persegi −10, −8, 45 × 16; lubang di 0, 0 dan 25, 0; Pad 6), Batang (−10, −8, 110 × 16; lubang di 0, 0 dan 90, 0; Pad 6), Peluncur (−15, −10, 30 × 20; lubang di 0, 0; Pad 20). Pusat lubang pertama tiap komponen di titik asalnya. Konsol: volume keempat Body 95.497,35; 3.716,81; 9.956,81; 10.994,69 mm³.</w:t>
       </w:r>
     </w:p>
     <w:p>
@@ -11828,7 +11846,43 @@
           <w:i w:val="0"/>
           <w:sz w:val="22"/>
         </w:rPr>
-        <w:t>Assembly → Create Assembly. Insert Link keempat Body. Klik kanan link dasar → Toggle grounded. Move part untuk menjauhkan komponen agar mudah dipilih.</w:t>
+        <w:t xml:space="preserve">Workbench Assembly → New Assembly → Insert: </w:t>
+      </w:r>
+      <w:r>
+        <w:rPr>
+          <w:rFonts w:ascii="Arial" w:hAnsi="Arial" w:eastAsia="Arial" w:cs="Arial"/>
+          <w:b/>
+          <w:i w:val="0"/>
+          <w:sz w:val="22"/>
+        </w:rPr>
+        <w:t>Component</w:t>
+      </w:r>
+      <w:r>
+        <w:rPr>
+          <w:rFonts w:ascii="Arial" w:hAnsi="Arial" w:eastAsia="Arial" w:cs="Arial"/>
+          <w:b w:val="0"/>
+          <w:i w:val="0"/>
+          <w:sz w:val="22"/>
+        </w:rPr>
+        <w:t xml:space="preserve">. Klik Dasar di daftar → </w:t>
+      </w:r>
+      <w:r>
+        <w:rPr>
+          <w:rFonts w:ascii="Arial" w:hAnsi="Arial" w:eastAsia="Arial" w:cs="Arial"/>
+          <w:b w:val="0"/>
+          <w:i/>
+          <w:sz w:val="22"/>
+        </w:rPr>
+        <w:t>Ground Part?</w:t>
+      </w:r>
+      <w:r>
+        <w:rPr>
+          <w:rFonts w:ascii="Arial" w:hAnsi="Arial" w:eastAsia="Arial" w:cs="Arial"/>
+          <w:b w:val="0"/>
+          <w:i w:val="0"/>
+          <w:sz w:val="22"/>
+        </w:rPr>
+        <w:t xml:space="preserve"> Yes (dasar menjadi acuan diam), lalu Engkol, Batang, Peluncur → OK. Sembunyikan Body Peluncur yang masih tampak (Space); tekan 2 (Top) lalu seret tiap komponen menjauh dengan mouse agar tepi lubangnya mudah diklik.</w:t>
       </w:r>
     </w:p>
     <w:p>
@@ -11861,7 +11915,25 @@
           <w:i w:val="0"/>
           <w:sz w:val="22"/>
         </w:rPr>
-        <w:t>Create Joint → Revolute: klik lubang engkol pertama lalu lubang poros pada dasar (titik asal). Engkol kini berputar bebas: coba seret dengan Move part.</w:t>
+        <w:t xml:space="preserve">Assembly → </w:t>
+      </w:r>
+      <w:r>
+        <w:rPr>
+          <w:rFonts w:ascii="Arial" w:hAnsi="Arial" w:eastAsia="Arial" w:cs="Arial"/>
+          <w:b/>
+          <w:i w:val="0"/>
+          <w:sz w:val="22"/>
+        </w:rPr>
+        <w:t>Revolute Joint</w:t>
+      </w:r>
+      <w:r>
+        <w:rPr>
+          <w:rFonts w:ascii="Arial" w:hAnsi="Arial" w:eastAsia="Arial" w:cs="Arial"/>
+          <w:b w:val="0"/>
+          <w:i w:val="0"/>
+          <w:sz w:val="22"/>
+        </w:rPr>
+        <w:t>: tekan 2, klik tepi atas lubang dasar (titik asal O); tekan 5 (Bottom), klik tepi bawah lubang engkol pertama → OK: engkol duduk di atas dasar. Klik tepi lingkaran di luar titik sambungnya (mis. 135°), bukan di titik (r, 0) yang berupa vertex. Seret ujung engkol: engkol berputar bebas.</w:t>
       </w:r>
     </w:p>
     <w:p>
@@ -11894,7 +11966,43 @@
           <w:i w:val="0"/>
           <w:sz w:val="22"/>
         </w:rPr>
-        <w:t>Revolute lubang engkol kedua ↔ lubang batang pertama; Revolute lubang batang kedua ↔ lubang peluncur; Slider muka bawah peluncur ↔ alur rel dasar (sumbu X). Solve: seret engkol, peluncur bergerak bolak-balik (F = 1).</w:t>
+        <w:t xml:space="preserve">Putar dulu engkol ke sekitar 30°: pada 0° engkol, batang, dan peluncur segaris (titik mati) sehingga mekanisme yang tersambung di sana tidak bisa diseret. Revolute tepi atas lubang engkol kedua (A) ↔ tepi bawah lubang batang pertama. </w:t>
+      </w:r>
+      <w:r>
+        <w:rPr>
+          <w:rFonts w:ascii="Arial" w:hAnsi="Arial" w:eastAsia="Arial" w:cs="Arial"/>
+          <w:b/>
+          <w:i w:val="0"/>
+          <w:sz w:val="22"/>
+        </w:rPr>
+        <w:t>Slider</w:t>
+      </w:r>
+      <w:r>
+        <w:rPr>
+          <w:rFonts w:ascii="Arial" w:hAnsi="Arial" w:eastAsia="Arial" w:cs="Arial"/>
+          <w:b w:val="0"/>
+          <w:i w:val="0"/>
+          <w:sz w:val="22"/>
+        </w:rPr>
+        <w:t xml:space="preserve">: tepi lantai alur tertutup muka dinding — klik kanan di atasnya → </w:t>
+      </w:r>
+      <w:r>
+        <w:rPr>
+          <w:rFonts w:ascii="Arial" w:hAnsi="Arial" w:eastAsia="Arial" w:cs="Arial"/>
+          <w:b w:val="0"/>
+          <w:i/>
+          <w:sz w:val="22"/>
+        </w:rPr>
+        <w:t>Clarify Selection</w:t>
+      </w:r>
+      <w:r>
+        <w:rPr>
+          <w:rFonts w:ascii="Arial" w:hAnsi="Arial" w:eastAsia="Arial" w:cs="Arial"/>
+          <w:b w:val="0"/>
+          <w:i w:val="0"/>
+          <w:sz w:val="22"/>
+        </w:rPr>
+        <w:t xml:space="preserve"> (pilih lewat keyboard ↓ Enter agar kursor tetap di tempat) → Edge → Pocket (Edge…); tekan 5 dan Ctrl+klik tepi bawah peluncur yang sejajar alur → Assembly → Slider Joint → OK. Revolute tepi atas lubang batang kedua ↔ tepi atas lubang peluncur (B). Seret peluncur sedikit sepanjang alur: engkol dan batang ikut bergerak (F = 1).</w:t>
       </w:r>
     </w:p>
     <w:p>
@@ -11927,7 +12035,25 @@
           <w:i w:val="0"/>
           <w:sz w:val="22"/>
         </w:rPr>
-        <w:t>Pada Revolute engkol–dasar aktifkan Angle Min = Angle Max = 60° → solve. Std Measure Distance titik asal → pusat lubang peluncur; bandingkan dengan Persamaan (2): 99,857 mm untuk r = 25, l = 90.</w:t>
+        <w:t xml:space="preserve">Assembly → </w:t>
+      </w:r>
+      <w:r>
+        <w:rPr>
+          <w:rFonts w:ascii="Arial" w:hAnsi="Arial" w:eastAsia="Arial" w:cs="Arial"/>
+          <w:b/>
+          <w:i w:val="0"/>
+          <w:sz w:val="22"/>
+        </w:rPr>
+        <w:t>Angle Joint</w:t>
+      </w:r>
+      <w:r>
+        <w:rPr>
+          <w:rFonts w:ascii="Arial" w:hAnsi="Arial" w:eastAsia="Arial" w:cs="Arial"/>
+          <w:b w:val="0"/>
+          <w:i w:val="0"/>
+          <w:sz w:val="22"/>
+        </w:rPr>
+        <w:t>: tepi panjang dasar (y = −30) dan tepi panjang engkol, Angle 60° → OK (batas sudut Revolute hanya membatasi, tidak memutar). Konsol: Placement.Base.x link peluncur = 99,857 mm, sama dengan Persamaan (2) untuk r = 25, l = 90.</w:t>
       </w:r>
     </w:p>
     <w:p>
@@ -11951,16 +12077,34 @@
           <w:i w:val="0"/>
           <w:sz w:val="22"/>
         </w:rPr>
-        <w:t xml:space="preserve">Clearance dan tabrakan: </w:t>
-      </w:r>
-      <w:r>
-        <w:rPr>
-          <w:rFonts w:ascii="Arial" w:hAnsi="Arial" w:eastAsia="Arial" w:cs="Arial"/>
-          <w:b w:val="0"/>
-          <w:i w:val="0"/>
-          <w:sz w:val="22"/>
-        </w:rPr>
-        <w:t>Buka kunci sudut, seret engkol ke 0° dan 180°; Part Common antara batang dan dasar harus bervolume nol. Std Measure Distance pin ⌀8 terhadap lubang peluncur memberi kelonggaran radial.</w:t>
+        <w:t xml:space="preserve">Titik mati dan tabrakan: </w:t>
+      </w:r>
+      <w:r>
+        <w:rPr>
+          <w:rFonts w:ascii="Arial" w:hAnsi="Arial" w:eastAsia="Arial" w:cs="Arial"/>
+          <w:b w:val="0"/>
+          <w:i w:val="0"/>
+          <w:sz w:val="22"/>
+        </w:rPr>
+        <w:t xml:space="preserve">Klik ganda joint Angle → 0°: x = 115 = l + r (titik mati luar); kembalikan ke 60°. Solver memilih susunan terdekat: perubahan sudut yang jauh (mis. 120°) bisa melompat ke susunan cermin (peluncur di x negatif), jadi ubah sudut bertahap; langkah peluncur 2r = 50 mm. Workbench Part: pilih link batang lalu Ctrl+klik link dasar → Boolean → </w:t>
+      </w:r>
+      <w:r>
+        <w:rPr>
+          <w:rFonts w:ascii="Arial" w:hAnsi="Arial" w:eastAsia="Arial" w:cs="Arial"/>
+          <w:b/>
+          <w:i w:val="0"/>
+          <w:sz w:val="22"/>
+        </w:rPr>
+        <w:t>Intersection</w:t>
+      </w:r>
+      <w:r>
+        <w:rPr>
+          <w:rFonts w:ascii="Arial" w:hAnsi="Arial" w:eastAsia="Arial" w:cs="Arial"/>
+          <w:b w:val="0"/>
+          <w:i w:val="0"/>
+          <w:sz w:val="22"/>
+        </w:rPr>
+        <w:t>: volume Common 0 (tidak bertabrakan). Common hanya alat periksa: klik ruang kosong lalu Ctrl+Z membatalkannya, sehingga Common tidak ikut BOM dan urutan serta tampilan kedua link kembali seperti semula.</w:t>
       </w:r>
     </w:p>
     <w:p>
@@ -11984,16 +12128,52 @@
           <w:i w:val="0"/>
           <w:sz w:val="22"/>
         </w:rPr>
-        <w:t xml:space="preserve">BOM, massa, simpan: </w:t>
-      </w:r>
-      <w:r>
-        <w:rPr>
-          <w:rFonts w:ascii="Arial" w:hAnsi="Arial" w:eastAsia="Arial" w:cs="Arial"/>
-          <w:b w:val="0"/>
-          <w:i w:val="0"/>
-          <w:sz w:val="22"/>
-        </w:rPr>
-        <w:t>Assembly → Bill of Materials; TechDraw: Insert View pada Assembly + Balloon 1–4 + Spreadsheet View BOM. Python: makeCompound seluruh link → Volume dan CenterOfMass. Ctrl+S → Latihan11_NIM.FCStd.</w:t>
+        <w:t xml:space="preserve">BOM, gambar, massa, simpan: </w:t>
+      </w:r>
+      <w:r>
+        <w:rPr>
+          <w:rFonts w:ascii="Arial" w:hAnsi="Arial" w:eastAsia="Arial" w:cs="Arial"/>
+          <w:b w:val="0"/>
+          <w:i w:val="0"/>
+          <w:sz w:val="22"/>
+        </w:rPr>
+        <w:t xml:space="preserve">Tekan 2 (Top) di tampilan 3D. Assembly → </w:t>
+      </w:r>
+      <w:r>
+        <w:rPr>
+          <w:rFonts w:ascii="Arial" w:hAnsi="Arial" w:eastAsia="Arial" w:cs="Arial"/>
+          <w:b/>
+          <w:i w:val="0"/>
+          <w:sz w:val="22"/>
+        </w:rPr>
+        <w:t>Bill of Materials</w:t>
+      </w:r>
+      <w:r>
+        <w:rPr>
+          <w:rFonts w:ascii="Arial" w:hAnsi="Arial" w:eastAsia="Arial" w:cs="Arial"/>
+          <w:b w:val="0"/>
+          <w:i w:val="0"/>
+          <w:sz w:val="22"/>
+        </w:rPr>
+        <w:t xml:space="preserve">: hapus kolom kosong Description dan File Name (pilih, Delete) → OK (Index, Name, Quantity). TechDraw: New Page From Template ISO/A4_Landscape_ISO5457_minimal; pilih Assembly → New View, tombol kamera (arah Top) → OK, Data X 140, Y 125; buka tab Page. Annotations → </w:t>
+      </w:r>
+      <w:r>
+        <w:rPr>
+          <w:rFonts w:ascii="Arial" w:hAnsi="Arial" w:eastAsia="Arial" w:cs="Arial"/>
+          <w:b/>
+          <w:i w:val="0"/>
+          <w:sz w:val="22"/>
+        </w:rPr>
+        <w:t>Balloon Annotation</w:t>
+      </w:r>
+      <w:r>
+        <w:rPr>
+          <w:rFonts w:ascii="Arial" w:hAnsi="Arial" w:eastAsia="Arial" w:cs="Arial"/>
+          <w:b w:val="0"/>
+          <w:i w:val="0"/>
+          <w:sz w:val="22"/>
+        </w:rPr>
+        <w:t>: klik tiap komponen sesuai urutan BOM (1 Dasar, 2 Engkol, 3 Batang, 4 Peluncur), lalu seret gelembungnya ke tempat lapang; pilih Bill_of_Materials → Spreadsheet View, Data Cell End C5, Scale 0,9, X 62, Y 58; kepala gambar: Title “Rakitan Engkol-Peluncur”, Created by (nama dan NIM Anda), Approved by (nama dosen pengampu), Document type “Gambar Rakitan”, Part Material “Baja S275JR”. Konsol: s = Part.makeCompound([Part.getShape(o) for o in App.ActiveDocument.Assembly.Group if o.TypeId == 'App::Link']) → Volume 120.165,66 mm³, CenterOfGravity, massa baja 943,3 g. Ctrl+S → Latihan11_NIM.FCStd; File → Export PDF → Latihan11_NIM.pdf.</w:t>
       </w:r>
     </w:p>
     <w:p>
@@ -12102,7 +12282,7 @@
                 <w:i w:val="0"/>
                 <w:sz w:val="18"/>
               </w:rPr>
-              <w:t>Semua komponen melayang bersama saat Move part</w:t>
+              <w:t>Semua komponen melayang bersama saat diseret</w:t>
             </w:r>
           </w:p>
         </w:tc>
@@ -12121,7 +12301,7 @@
                 <w:i w:val="0"/>
                 <w:sz w:val="18"/>
               </w:rPr>
-              <w:t>Tidak ada komponen grounded</w:t>
+              <w:t>Tidak ada komponen grounded (Ground Part? dijawab No)</w:t>
             </w:r>
           </w:p>
         </w:tc>
@@ -12140,7 +12320,7 @@
                 <w:i w:val="0"/>
                 <w:sz w:val="18"/>
               </w:rPr>
-              <w:t>Toggle grounded pada dasar</w:t>
+              <w:t>Klik kanan link dasar → Toggle grounded</w:t>
             </w:r>
           </w:p>
         </w:tc>
@@ -12161,7 +12341,7 @@
                 <w:i w:val="0"/>
                 <w:sz w:val="18"/>
               </w:rPr>
-              <w:t>Komponen tidak mau bergerak padahal seharusnya bisa</w:t>
+              <w:t>Joint menangkap titik, bukan lingkaran lubang</w:t>
             </w:r>
           </w:p>
         </w:tc>
@@ -12180,7 +12360,7 @@
                 <w:i w:val="0"/>
                 <w:sz w:val="18"/>
               </w:rPr>
-              <w:t>Joint ganda / Fixed tak sengaja / dua komponen grounded</w:t>
+              <w:t>Klik jatuh di vertex sambungan lingkaran (r, 0)</w:t>
             </w:r>
           </w:p>
         </w:tc>
@@ -12199,7 +12379,7 @@
                 <w:i w:val="0"/>
                 <w:sz w:val="18"/>
               </w:rPr>
-              <w:t>Hapus joint berlebih; hitung F dengan Persamaan (1)</w:t>
+              <w:t>Klik tepi lingkaran di sisi lain, mis. 135°</w:t>
             </w:r>
           </w:p>
         </w:tc>
@@ -12220,7 +12400,7 @@
                 <w:i w:val="0"/>
                 <w:sz w:val="18"/>
               </w:rPr>
-              <w:t>Joint dibuat tetapi komponen terbalik (pin menembus ke bawah)</w:t>
+              <w:t>Tepi lantai alur tidak bisa diklik</w:t>
             </w:r>
           </w:p>
         </w:tc>
@@ -12239,7 +12419,7 @@
                 <w:i w:val="0"/>
                 <w:sz w:val="18"/>
               </w:rPr>
-              <w:t>Arah sumbu Z JCS berlawanan</w:t>
+              <w:t>Muka dinding alur selalu menang saat pemilihan</w:t>
             </w:r>
           </w:p>
         </w:tc>
@@ -12258,7 +12438,7 @@
                 <w:i w:val="0"/>
                 <w:sz w:val="18"/>
               </w:rPr>
-              <w:t>Tombol Flip pada dialog joint, atau Rotation 180° pada Offset</w:t>
+              <w:t>Klik kanan → Clarify Selection → Edge → Pocket (Edge…), lalu Ctrl+klik tepi peluncur</w:t>
             </w:r>
           </w:p>
         </w:tc>
@@ -12279,7 +12459,7 @@
                 <w:i w:val="0"/>
                 <w:sz w:val="18"/>
               </w:rPr>
-              <w:t>Solver gagal / peringatan over-constrained</w:t>
+              <w:t>Mekanisme tidak bergerak saat diseret</w:t>
             </w:r>
           </w:p>
         </w:tc>
@@ -12298,7 +12478,7 @@
                 <w:i w:val="0"/>
                 <w:sz w:val="18"/>
               </w:rPr>
-              <w:t>Joint saling bertentangan (mis. Revolute + Slider pada pasangan sama)</w:t>
+              <w:t>Joint terakhir dibuat saat engkol 0° (titik mati), atau gerak seret terlalu pendek</w:t>
             </w:r>
           </w:p>
         </w:tc>
@@ -12317,7 +12497,7 @@
                 <w:i w:val="0"/>
                 <w:sz w:val="18"/>
               </w:rPr>
-              <w:t>Hapus salah satu; sisakan joint sesuai DOF yang diinginkan</w:t>
+              <w:t>Putar engkol ±30° sebelum menyambung; seret peluncur sepanjang alur</w:t>
             </w:r>
           </w:p>
         </w:tc>
@@ -12338,7 +12518,7 @@
                 <w:i w:val="0"/>
                 <w:sz w:val="18"/>
               </w:rPr>
-              <w:t>Peluncur bergeser miring, bukan searah X</w:t>
+              <w:t>Angle Min/Max diisi tetapi engkol tidak berputar</w:t>
             </w:r>
           </w:p>
         </w:tc>
@@ -12357,7 +12537,7 @@
                 <w:i w:val="0"/>
                 <w:sz w:val="18"/>
               </w:rPr>
-              <w:t>Slider dibuat pada muka yang tidak sejajar rel</w:t>
+              <w:t>Batas sudut hanya membatasi gerak, tidak menggerakkan</w:t>
             </w:r>
           </w:p>
         </w:tc>
@@ -12376,7 +12556,7 @@
                 <w:i w:val="0"/>
                 <w:sz w:val="18"/>
               </w:rPr>
-              <w:t>Pilih rusuk/alur rel sebagai acuan Slider; periksa sumbu JCS</w:t>
+              <w:t>Angle Joint dasar ↔ engkol dengan nilai sudut</w:t>
             </w:r>
           </w:p>
         </w:tc>
@@ -12397,6 +12577,301 @@
                 <w:i w:val="0"/>
                 <w:sz w:val="18"/>
               </w:rPr>
+              <w:t>Peluncur melompat ke x negatif saat sudut diubah</w:t>
+            </w:r>
+          </w:p>
+        </w:tc>
+        <w:tc>
+          <w:tcPr>
+            <w:tcW w:type="dxa" w:w="2929"/>
+          </w:tcPr>
+          <w:p>
+            <w:pPr>
+              <w:spacing w:after="0"/>
+            </w:pPr>
+            <w:r>
+              <w:rPr>
+                <w:rFonts w:ascii="Arial" w:hAnsi="Arial" w:eastAsia="Arial" w:cs="Arial"/>
+                <w:b w:val="0"/>
+                <w:i w:val="0"/>
+                <w:sz w:val="18"/>
+              </w:rPr>
+              <w:t>Solver pindah ke susunan cermin pada perubahan sudut besar</w:t>
+            </w:r>
+          </w:p>
+        </w:tc>
+        <w:tc>
+          <w:tcPr>
+            <w:tcW w:type="dxa" w:w="2929"/>
+          </w:tcPr>
+          <w:p>
+            <w:pPr>
+              <w:spacing w:after="0"/>
+            </w:pPr>
+            <w:r>
+              <w:rPr>
+                <w:rFonts w:ascii="Arial" w:hAnsi="Arial" w:eastAsia="Arial" w:cs="Arial"/>
+                <w:b w:val="0"/>
+                <w:i w:val="0"/>
+                <w:sz w:val="18"/>
+              </w:rPr>
+              <w:t>Ctrl+Z, lalu ubah sudut bertahap</w:t>
+            </w:r>
+          </w:p>
+        </w:tc>
+      </w:tr>
+      <w:tr>
+        <w:tc>
+          <w:tcPr>
+            <w:tcW w:type="dxa" w:w="2929"/>
+          </w:tcPr>
+          <w:p>
+            <w:pPr>
+              <w:spacing w:after="0"/>
+            </w:pPr>
+            <w:r>
+              <w:rPr>
+                <w:rFonts w:ascii="Arial" w:hAnsi="Arial" w:eastAsia="Arial" w:cs="Arial"/>
+                <w:b w:val="0"/>
+                <w:i w:val="0"/>
+                <w:sz w:val="18"/>
+              </w:rPr>
+              <w:t>Komponen tidak mau bergerak padahal seharusnya bisa</w:t>
+            </w:r>
+          </w:p>
+        </w:tc>
+        <w:tc>
+          <w:tcPr>
+            <w:tcW w:type="dxa" w:w="2929"/>
+          </w:tcPr>
+          <w:p>
+            <w:pPr>
+              <w:spacing w:after="0"/>
+            </w:pPr>
+            <w:r>
+              <w:rPr>
+                <w:rFonts w:ascii="Arial" w:hAnsi="Arial" w:eastAsia="Arial" w:cs="Arial"/>
+                <w:b w:val="0"/>
+                <w:i w:val="0"/>
+                <w:sz w:val="18"/>
+              </w:rPr>
+              <w:t>Joint ganda / Fixed tak sengaja / dua komponen grounded</w:t>
+            </w:r>
+          </w:p>
+        </w:tc>
+        <w:tc>
+          <w:tcPr>
+            <w:tcW w:type="dxa" w:w="2929"/>
+          </w:tcPr>
+          <w:p>
+            <w:pPr>
+              <w:spacing w:after="0"/>
+            </w:pPr>
+            <w:r>
+              <w:rPr>
+                <w:rFonts w:ascii="Arial" w:hAnsi="Arial" w:eastAsia="Arial" w:cs="Arial"/>
+                <w:b w:val="0"/>
+                <w:i w:val="0"/>
+                <w:sz w:val="18"/>
+              </w:rPr>
+              <w:t>Hapus joint berlebih; hitung F dengan Persamaan (1)</w:t>
+            </w:r>
+          </w:p>
+        </w:tc>
+      </w:tr>
+      <w:tr>
+        <w:tc>
+          <w:tcPr>
+            <w:tcW w:type="dxa" w:w="2929"/>
+          </w:tcPr>
+          <w:p>
+            <w:pPr>
+              <w:spacing w:after="0"/>
+            </w:pPr>
+            <w:r>
+              <w:rPr>
+                <w:rFonts w:ascii="Arial" w:hAnsi="Arial" w:eastAsia="Arial" w:cs="Arial"/>
+                <w:b w:val="0"/>
+                <w:i w:val="0"/>
+                <w:sz w:val="18"/>
+              </w:rPr>
+              <w:t>Joint dibuat tetapi komponen terbalik (pin menembus ke bawah)</w:t>
+            </w:r>
+          </w:p>
+        </w:tc>
+        <w:tc>
+          <w:tcPr>
+            <w:tcW w:type="dxa" w:w="2929"/>
+          </w:tcPr>
+          <w:p>
+            <w:pPr>
+              <w:spacing w:after="0"/>
+            </w:pPr>
+            <w:r>
+              <w:rPr>
+                <w:rFonts w:ascii="Arial" w:hAnsi="Arial" w:eastAsia="Arial" w:cs="Arial"/>
+                <w:b w:val="0"/>
+                <w:i w:val="0"/>
+                <w:sz w:val="18"/>
+              </w:rPr>
+              <w:t>Arah sumbu Z JCS berlawanan</w:t>
+            </w:r>
+          </w:p>
+        </w:tc>
+        <w:tc>
+          <w:tcPr>
+            <w:tcW w:type="dxa" w:w="2929"/>
+          </w:tcPr>
+          <w:p>
+            <w:pPr>
+              <w:spacing w:after="0"/>
+            </w:pPr>
+            <w:r>
+              <w:rPr>
+                <w:rFonts w:ascii="Arial" w:hAnsi="Arial" w:eastAsia="Arial" w:cs="Arial"/>
+                <w:b w:val="0"/>
+                <w:i w:val="0"/>
+                <w:sz w:val="18"/>
+              </w:rPr>
+              <w:t>Tombol Flip pada dialog joint, atau Rotation 180° pada Offset</w:t>
+            </w:r>
+          </w:p>
+        </w:tc>
+      </w:tr>
+      <w:tr>
+        <w:tc>
+          <w:tcPr>
+            <w:tcW w:type="dxa" w:w="2929"/>
+          </w:tcPr>
+          <w:p>
+            <w:pPr>
+              <w:spacing w:after="0"/>
+            </w:pPr>
+            <w:r>
+              <w:rPr>
+                <w:rFonts w:ascii="Arial" w:hAnsi="Arial" w:eastAsia="Arial" w:cs="Arial"/>
+                <w:b w:val="0"/>
+                <w:i w:val="0"/>
+                <w:sz w:val="18"/>
+              </w:rPr>
+              <w:t>Solver gagal / peringatan over-constrained</w:t>
+            </w:r>
+          </w:p>
+        </w:tc>
+        <w:tc>
+          <w:tcPr>
+            <w:tcW w:type="dxa" w:w="2929"/>
+          </w:tcPr>
+          <w:p>
+            <w:pPr>
+              <w:spacing w:after="0"/>
+            </w:pPr>
+            <w:r>
+              <w:rPr>
+                <w:rFonts w:ascii="Arial" w:hAnsi="Arial" w:eastAsia="Arial" w:cs="Arial"/>
+                <w:b w:val="0"/>
+                <w:i w:val="0"/>
+                <w:sz w:val="18"/>
+              </w:rPr>
+              <w:t>Joint saling bertentangan (mis. Revolute + Slider pada pasangan sama)</w:t>
+            </w:r>
+          </w:p>
+        </w:tc>
+        <w:tc>
+          <w:tcPr>
+            <w:tcW w:type="dxa" w:w="2929"/>
+          </w:tcPr>
+          <w:p>
+            <w:pPr>
+              <w:spacing w:after="0"/>
+            </w:pPr>
+            <w:r>
+              <w:rPr>
+                <w:rFonts w:ascii="Arial" w:hAnsi="Arial" w:eastAsia="Arial" w:cs="Arial"/>
+                <w:b w:val="0"/>
+                <w:i w:val="0"/>
+                <w:sz w:val="18"/>
+              </w:rPr>
+              <w:t>Hapus salah satu; sisakan joint sesuai DOF yang diinginkan</w:t>
+            </w:r>
+          </w:p>
+        </w:tc>
+      </w:tr>
+      <w:tr>
+        <w:tc>
+          <w:tcPr>
+            <w:tcW w:type="dxa" w:w="2929"/>
+          </w:tcPr>
+          <w:p>
+            <w:pPr>
+              <w:spacing w:after="0"/>
+            </w:pPr>
+            <w:r>
+              <w:rPr>
+                <w:rFonts w:ascii="Arial" w:hAnsi="Arial" w:eastAsia="Arial" w:cs="Arial"/>
+                <w:b w:val="0"/>
+                <w:i w:val="0"/>
+                <w:sz w:val="18"/>
+              </w:rPr>
+              <w:t>Peluncur bergeser miring, bukan searah X</w:t>
+            </w:r>
+          </w:p>
+        </w:tc>
+        <w:tc>
+          <w:tcPr>
+            <w:tcW w:type="dxa" w:w="2929"/>
+          </w:tcPr>
+          <w:p>
+            <w:pPr>
+              <w:spacing w:after="0"/>
+            </w:pPr>
+            <w:r>
+              <w:rPr>
+                <w:rFonts w:ascii="Arial" w:hAnsi="Arial" w:eastAsia="Arial" w:cs="Arial"/>
+                <w:b w:val="0"/>
+                <w:i w:val="0"/>
+                <w:sz w:val="18"/>
+              </w:rPr>
+              <w:t>Slider dibuat pada tepi yang tidak sejajar rel</w:t>
+            </w:r>
+          </w:p>
+        </w:tc>
+        <w:tc>
+          <w:tcPr>
+            <w:tcW w:type="dxa" w:w="2929"/>
+          </w:tcPr>
+          <w:p>
+            <w:pPr>
+              <w:spacing w:after="0"/>
+            </w:pPr>
+            <w:r>
+              <w:rPr>
+                <w:rFonts w:ascii="Arial" w:hAnsi="Arial" w:eastAsia="Arial" w:cs="Arial"/>
+                <w:b w:val="0"/>
+                <w:i w:val="0"/>
+                <w:sz w:val="18"/>
+              </w:rPr>
+              <w:t>Pilih tepi lantai alur dan tepi peluncur yang sama-sama searah X</w:t>
+            </w:r>
+          </w:p>
+        </w:tc>
+      </w:tr>
+      <w:tr>
+        <w:tc>
+          <w:tcPr>
+            <w:tcW w:type="dxa" w:w="2929"/>
+          </w:tcPr>
+          <w:p>
+            <w:pPr>
+              <w:spacing w:after="0"/>
+            </w:pPr>
+            <w:r>
+              <w:rPr>
+                <w:rFonts w:ascii="Arial" w:hAnsi="Arial" w:eastAsia="Arial" w:cs="Arial"/>
+                <w:b w:val="0"/>
+                <w:i w:val="0"/>
+                <w:sz w:val="18"/>
+              </w:rPr>
               <w:t>Batang menabrak dasar pada θ tertentu</w:t>
             </w:r>
           </w:p>
@@ -12435,7 +12910,66 @@
                 <w:i w:val="0"/>
                 <w:sz w:val="18"/>
               </w:rPr>
-              <w:t>Ubah dimensi sketsa komponen; uji ulang Part Common di titik mati</w:t>
+              <w:t>Ubah dimensi sketsa komponen; uji ulang Intersection di titik mati</w:t>
+            </w:r>
+          </w:p>
+        </w:tc>
+      </w:tr>
+      <w:tr>
+        <w:tc>
+          <w:tcPr>
+            <w:tcW w:type="dxa" w:w="2929"/>
+          </w:tcPr>
+          <w:p>
+            <w:pPr>
+              <w:spacing w:after="0"/>
+            </w:pPr>
+            <w:r>
+              <w:rPr>
+                <w:rFonts w:ascii="Arial" w:hAnsi="Arial" w:eastAsia="Arial" w:cs="Arial"/>
+                <w:b w:val="0"/>
+                <w:i w:val="0"/>
+                <w:sz w:val="18"/>
+              </w:rPr>
+              <w:t>Common ikut di BOM atau urutan Balloon berubah</w:t>
+            </w:r>
+          </w:p>
+        </w:tc>
+        <w:tc>
+          <w:tcPr>
+            <w:tcW w:type="dxa" w:w="2929"/>
+          </w:tcPr>
+          <w:p>
+            <w:pPr>
+              <w:spacing w:after="0"/>
+            </w:pPr>
+            <w:r>
+              <w:rPr>
+                <w:rFonts w:ascii="Arial" w:hAnsi="Arial" w:eastAsia="Arial" w:cs="Arial"/>
+                <w:b w:val="0"/>
+                <w:i w:val="0"/>
+                <w:sz w:val="18"/>
+              </w:rPr>
+              <w:t>Intersection pada link membuat Common di dalam Assembly; menghapusnya memindahkan kedua link ke akhir</w:t>
+            </w:r>
+          </w:p>
+        </w:tc>
+        <w:tc>
+          <w:tcPr>
+            <w:tcW w:type="dxa" w:w="2929"/>
+          </w:tcPr>
+          <w:p>
+            <w:pPr>
+              <w:spacing w:after="0"/>
+            </w:pPr>
+            <w:r>
+              <w:rPr>
+                <w:rFonts w:ascii="Arial" w:hAnsi="Arial" w:eastAsia="Arial" w:cs="Arial"/>
+                <w:b w:val="0"/>
+                <w:i w:val="0"/>
+                <w:sz w:val="18"/>
+              </w:rPr>
+              <w:t>Batalkan Intersection dengan Ctrl+Z sesudah membaca volumenya, sebelum Bill of Materials</w:t>
             </w:r>
           </w:p>
         </w:tc>
